--- a/companies/northgate-staffing/People/2016.07.24 - Onboarding - Jason Bell.docx
+++ b/companies/northgate-staffing/People/2016.07.24 - Onboarding - Jason Bell.docx
@@ -7,27 +7,56 @@
         <w:pStyle w:val="Heading1"/>
       </w:pPr>
       <w:r>
-        <w:t>Onboarding Record: Jason Bell, Research Associate</w:t>
+        <w:t>Welcome to the Firm: Jason Bell</w:t>
       </w:r>
     </w:p>
     <w:p>
       <w:r>
-        <w:t>Jason Bell joins the Search practice this week as a Research Associate. He has not worked inside a retained firm before, and that is deliberate: we hired the phone work, not the resume. He was the only candidate we saw who talked about the people in a market rather than the list of them, and that is the whole difference between an associate who is useful in month two and one who is useful in year two.</w:t>
+        <w:t>Welcome to Northgate Talent Partners, Jason Bell. We are glad to have you, and we mean that plainly. A search firm is only as strong as its research bench, and we have seen enough of your work to know you are going to make ours better. Take a breath, find your desk, and know that everyone here wanted you to say yes.</w:t>
       </w:r>
     </w:p>
     <w:p>
       <w:r>
-        <w:t>He sits on the research bench and works to whichever consultant is carrying the assignment. The job is to build the universe and then work it: the map of companies where the skill actually lives, the named people inside them, and the first approach. The map is the easy half. The half we are paying for is the call, and Jason Bell should expect to spend more of his week on the telephone than at the keyboard.</w:t>
+        <w:t>You are joining us as a Research Associate on the Search team. Your work sits at the very front of every mandate. You will map a market, find the people who belong on a list, and, more often than most, surface the one candidate nobody expected to be reachable. That instinct for the passive prospect, the operator who was not looking and did not think they could be moved, is exactly what this bench runs on. You will report to Sandra Fuentes, Principal, who leads the research effort day to day and will be your first read on any search you touch.</w:t>
       </w:r>
     </w:p>
     <w:p>
       <w:r>
-        <w:t>First month, plainly. He listens in on approach calls before he makes them, then makes them with a consultant on the line, then makes them alone. Everything that comes out of a call goes into the assignment file the same day. Terse is fine here; nobody is grading prose. Absent is not fine, because a conversation nobody wrote down did not happen as far as the client is concerned, and if he learns something that changes our read on a candidate, the consultant needs it that afternoon and not in the weekly.</w:t>
+        <w:t>It helps to know the kind of place you have joined. We are a retained firm, which means our clients hand us the seat that matters most to them and then wait while we fill it properly. That patience is a gift, and it is also a standard. Every name you put forward carries the firm's word behind it, so we treat the research with the same seriousness as the conversations that follow. You will feel that weight quickly, and we suspect you will come to like it.</w:t>
       </w:r>
     </w:p>
     <w:p>
       <w:r>
-        <w:t>The rule that matters more than the others: candidate names stay inside the assignment. In anything that circulates, a candidate is the seat they currently hold, not their name. He will be asked, and not always by a stranger, and rarely by someone with any bad intent. The answer is still that he cannot say. Nobody at this firm has ever been in trouble for giving that answer, and the one thing that would end an associate's time here is giving a different one. Desk, telephone, and files are set up before he arrives. Anything missing goes to the office and gets fixed that day rather than worked around quietly for a month. First-week reviews and the thirty-day conversation are with Kelly Chavez, and anything that will not keep until then goes to her the day it comes up.</w:t>
+        <w:t>A few things to settle in your first weeks:</w:t>
+      </w:r>
+    </w:p>
+    <w:p>
+      <w:pPr>
+        <w:pStyle w:val="ListBullet"/>
+      </w:pPr>
+      <w:r>
+        <w:t>Sandra will pair you with a live search in your first days, so you learn our method on real work rather than in the abstract.</w:t>
+      </w:r>
+    </w:p>
+    <w:p>
+      <w:pPr>
+        <w:pStyle w:val="ListBullet"/>
+      </w:pPr>
+      <w:r>
+        <w:t>Keep your energy inside our discretion. We describe candidates by their seat, not their name, in anything that leaves your desk, because that habit protects people's careers.</w:t>
+      </w:r>
+    </w:p>
+    <w:p>
+      <w:pPr>
+        <w:pStyle w:val="ListBullet"/>
+      </w:pPr>
+      <w:r>
+        <w:t>Ask early and ask often. Nothing here is a test you are meant to pass on your own.</w:t>
+      </w:r>
+    </w:p>
+    <w:p>
+      <w:r>
+        <w:t>Your first step is simple. Sit down with Sandra Fuentes this week to walk through your opening search, and bring anything else to any of us. Kelly Chavez is glad to have you on the bench, Jason. Welcome aboard.</w:t>
       </w:r>
     </w:p>
     <w:sectPr>

--- a/companies/northgate-staffing/People/2016.07.24 - Onboarding - Jason Bell.docx
+++ b/companies/northgate-staffing/People/2016.07.24 - Onboarding - Jason Bell.docx
@@ -7,27 +7,27 @@
         <w:pStyle w:val="Heading1"/>
       </w:pPr>
       <w:r>
-        <w:t>Welcome to the Firm: Jason Bell</w:t>
+        <w:t>Welcome to Northgate: Jason Bell</w:t>
       </w:r>
     </w:p>
     <w:p>
       <w:r>
-        <w:t>Welcome to Northgate Talent Partners, Jason Bell. We are glad to have you, and we mean that plainly. A search firm is only as strong as its research bench, and we have seen enough of your work to know you are going to make ours better. Take a breath, find your desk, and know that everyone here wanted you to say yes.</w:t>
+        <w:t>Jason Bell joined us last week as a Research Associate in the search practice. This note is partly the record of it and partly a welcome, and we mean the second part. The firm has grown one person at a time, and each person has changed how the place works, so we take a while over the decision and are pleased when it goes our way.</w:t>
       </w:r>
     </w:p>
     <w:p>
       <w:r>
-        <w:t>You are joining us as a Research Associate on the Search team. Your work sits at the very front of every mandate. You will map a market, find the people who belong on a list, and, more often than most, surface the one candidate nobody expected to be reachable. That instinct for the passive prospect, the operator who was not looking and did not think they could be moved, is exactly what this bench runs on. You will report to Sandra Fuentes, Principal, who leads the research effort day to day and will be your first read on any search you touch.</w:t>
+        <w:t>Jason sits with the search team and takes the first pass at a new assignment. That means reading the position specification closely enough to argue with it, building the long list, and turning up the people who are not on anyone's obvious list. A good deal of it is telephone work with executives who are not looking to move, which is its own skill, and the notes from those calls become the part of the file the consultants actually read. He reports to Sandra Fuentes, Principal, who will decide which assignments he works and in what order.</w:t>
       </w:r>
     </w:p>
     <w:p>
       <w:r>
-        <w:t>It helps to know the kind of place you have joined. We are a retained firm, which means our clients hand us the seat that matters most to them and then wait while we fill it properly. That patience is a gift, and it is also a standard. Every name you put forward carries the firm's word behind it, so we treat the research with the same seriousness as the conversations that follow. You will feel that weight quickly, and we suspect you will come to like it.</w:t>
+        <w:t>It is worth saying what the seat is for. A retained search is won or lost in the early weeks, before a candidate has been interviewed, because a list built on the wrong premise produces a slate that looks respectable and satisfies nobody. Research is where that gets caught. It is also the widest view of the firm: over a year Jason will touch more searches than any one consultant does, and we would rather he formed opinions about them than kept quiet.</w:t>
       </w:r>
     </w:p>
     <w:p>
       <w:r>
-        <w:t>A few things to settle in your first weeks:</w:t>
+        <w:t>For the first month, four things:</w:t>
       </w:r>
     </w:p>
     <w:p>
@@ -35,7 +35,7 @@
         <w:pStyle w:val="ListBullet"/>
       </w:pPr>
       <w:r>
-        <w:t>Sandra will pair you with a live search in your first days, so you learn our method on real work rather than in the abstract.</w:t>
+        <w:t>1. Discretion is the house rule and it does not bend. A candidate is identified by the job they hold now, never by name, in anything that travels beyond the consultant the file belongs to.</w:t>
       </w:r>
     </w:p>
     <w:p>
@@ -43,7 +43,7 @@
         <w:pStyle w:val="ListBullet"/>
       </w:pPr>
       <w:r>
-        <w:t>Keep your energy inside our discretion. We describe candidates by their seat, not their name, in anything that leaves your desk, because that habit protects people's careers.</w:t>
+        <w:t>2. Everything from a call goes into the search file the same day. A note in a notebook is not a record, and the consultant reading it on a Sunday cannot ask you what you meant.</w:t>
       </w:r>
     </w:p>
     <w:p>
@@ -51,12 +51,20 @@
         <w:pStyle w:val="ListBullet"/>
       </w:pPr>
       <w:r>
-        <w:t>Ask early and ask often. Nothing here is a test you are meant to pass on your own.</w:t>
+        <w:t>3. If a prospect asks who the client is, the answer comes from the consultant carrying the search, not from you.</w:t>
+      </w:r>
+    </w:p>
+    <w:p>
+      <w:pPr>
+        <w:pStyle w:val="ListBullet"/>
+      </w:pPr>
+      <w:r>
+        <w:t>4. Ask early and often. The firm is small enough that no question you have costs anybody an afternoon.</w:t>
       </w:r>
     </w:p>
     <w:p>
       <w:r>
-        <w:t>Your first step is simple. Sit down with Sandra Fuentes this week to walk through your opening search, and bring anything else to any of us. Kelly Chavez is glad to have you on the bench, Jason. Welcome aboard.</w:t>
+        <w:t>Kelly Chavez will find an hour with Jason in the first fortnight to go through how we describe a search to a client and what we will not put in writing. Before that, his first task is the research on an open assignment: Sandra Fuentes has the specification and the long-list format and will hand both over this week. Welcome aboard.</w:t>
       </w:r>
     </w:p>
     <w:sectPr>
